--- a/BiLSTM and CNN Report.docx
+++ b/BiLSTM and CNN Report.docx
@@ -19,19 +19,8 @@
           <w:sz w:val="32"/>
           <w:szCs w:val="32"/>
         </w:rPr>
-        <w:t xml:space="preserve">Stance Detection Using </w:t>
-      </w:r>
-      <w:proofErr w:type="spellStart"/>
-      <w:r>
-        <w:rPr>
-          <w:b/>
-          <w:bCs/>
-          <w:sz w:val="32"/>
-          <w:szCs w:val="32"/>
-        </w:rPr>
-        <w:t>BiLSTM</w:t>
-      </w:r>
-      <w:proofErr w:type="spellEnd"/>
+        <w:t>Stance Detection Using BiLSTM</w:t>
+      </w:r>
     </w:p>
     <w:p>
       <w:pPr>
@@ -50,53 +39,119 @@
           <w:sz w:val="28"/>
           <w:szCs w:val="28"/>
         </w:rPr>
-        <w:t xml:space="preserve">1. Introduction to </w:t>
-      </w:r>
-      <w:proofErr w:type="spellStart"/>
-      <w:r>
+        <w:t>1. Introduction to BiLSTM</w:t>
+      </w:r>
+    </w:p>
+    <w:p>
+      <w:pPr>
+        <w:spacing w:line="240" w:lineRule="auto"/>
+      </w:pPr>
+      <w:r>
+        <w:t>BiLSTM (Bidirectional Long Short-Term Memory) is an advanced type of neural network that's particularly good at understanding sequences of data, like sentences or time series. Think of it as having two memory systems working together - one that reads the text from start to end, and another that reads it from end to start. This dual perspective helps the model better understand the context and meaning of words in relation to what comes before AND after them.</w:t>
+      </w:r>
+    </w:p>
+    <w:p>
+      <w:pPr>
+        <w:spacing w:line="240" w:lineRule="auto"/>
         <w:rPr>
           <w:b/>
           <w:bCs/>
           <w:sz w:val="28"/>
           <w:szCs w:val="28"/>
         </w:rPr>
-        <w:t>BiLSTM</w:t>
-      </w:r>
-      <w:proofErr w:type="spellEnd"/>
-    </w:p>
-    <w:p>
-      <w:pPr>
-        <w:spacing w:line="240" w:lineRule="auto"/>
-      </w:pPr>
-      <w:proofErr w:type="spellStart"/>
-      <w:r>
-        <w:t>BiLSTM</w:t>
-      </w:r>
-      <w:proofErr w:type="spellEnd"/>
-      <w:r>
-        <w:t xml:space="preserve"> (Bidirectional Long Short-Term Memory) is an advanced type of neural network that's particularly good at understanding sequences of data, like sentences or time series. Think of it as having two memory systems working together - one that reads the text from start to end, and another that reads it from end to start. This dual perspective helps the model better understand the context and meaning of words in relation to what comes before AND after them.</w:t>
-      </w:r>
-    </w:p>
-    <w:p>
-      <w:pPr>
-        <w:spacing w:line="240" w:lineRule="auto"/>
+      </w:pPr>
+      <w:r>
         <w:rPr>
           <w:b/>
           <w:bCs/>
           <w:sz w:val="28"/>
           <w:szCs w:val="28"/>
         </w:rPr>
-      </w:pPr>
-      <w:r>
+        <w:t>What is BiLSTM used for?</w:t>
+      </w:r>
+    </w:p>
+    <w:p>
+      <w:pPr>
+        <w:numPr>
+          <w:ilvl w:val="0"/>
+          <w:numId w:val="1"/>
+        </w:numPr>
+        <w:spacing w:line="240" w:lineRule="auto"/>
+      </w:pPr>
+      <w:r>
+        <w:t>Text classification (like detecting sentiment or stance)</w:t>
+      </w:r>
+    </w:p>
+    <w:p>
+      <w:pPr>
+        <w:numPr>
+          <w:ilvl w:val="0"/>
+          <w:numId w:val="1"/>
+        </w:numPr>
+        <w:spacing w:line="240" w:lineRule="auto"/>
+      </w:pPr>
+      <w:r>
+        <w:t>Machine translation</w:t>
+      </w:r>
+    </w:p>
+    <w:p>
+      <w:pPr>
+        <w:numPr>
+          <w:ilvl w:val="0"/>
+          <w:numId w:val="1"/>
+        </w:numPr>
+        <w:spacing w:line="240" w:lineRule="auto"/>
+      </w:pPr>
+      <w:r>
+        <w:t>Speech recognition</w:t>
+      </w:r>
+    </w:p>
+    <w:p>
+      <w:pPr>
+        <w:numPr>
+          <w:ilvl w:val="0"/>
+          <w:numId w:val="1"/>
+        </w:numPr>
+        <w:spacing w:line="240" w:lineRule="auto"/>
+      </w:pPr>
+      <w:r>
+        <w:t>Time series prediction</w:t>
+      </w:r>
+    </w:p>
+    <w:p>
+      <w:pPr>
+        <w:numPr>
+          <w:ilvl w:val="0"/>
+          <w:numId w:val="1"/>
+        </w:numPr>
+        <w:spacing w:line="240" w:lineRule="auto"/>
+      </w:pPr>
+      <w:r>
+        <w:t>Named entity recognition</w:t>
+      </w:r>
+    </w:p>
+    <w:p>
+      <w:pPr>
+        <w:spacing w:line="240" w:lineRule="auto"/>
+        <w:rPr>
+          <w:b/>
+          <w:bCs/>
+        </w:rPr>
+      </w:pPr>
+      <w:r>
+        <w:t>In our case, we're using BiLSTM for stance detection - determining the relationship between a headline and article body, classifying them as "agree", "disagree", "discuss", or "unrelated".</w:t>
+      </w:r>
+    </w:p>
+    <w:p>
+      <w:pPr>
+        <w:spacing w:line="240" w:lineRule="auto"/>
         <w:rPr>
           <w:b/>
           <w:bCs/>
           <w:sz w:val="28"/>
           <w:szCs w:val="28"/>
         </w:rPr>
-        <w:t xml:space="preserve">What is </w:t>
-      </w:r>
-      <w:proofErr w:type="spellStart"/>
+      </w:pPr>
       <w:r>
         <w:rPr>
           <w:b/>
@@ -104,538 +159,415 @@
           <w:sz w:val="28"/>
           <w:szCs w:val="28"/>
         </w:rPr>
-        <w:t>BiLSTM</w:t>
-      </w:r>
-      <w:proofErr w:type="spellEnd"/>
-      <w:r>
+        <w:t>2. Data Preprocessing Steps</w:t>
+      </w:r>
+    </w:p>
+    <w:p>
+      <w:pPr>
+        <w:spacing w:line="240" w:lineRule="auto"/>
+        <w:rPr>
+          <w:b/>
+          <w:bCs/>
+        </w:rPr>
+      </w:pPr>
+      <w:r>
+        <w:rPr>
+          <w:b/>
+          <w:bCs/>
+        </w:rPr>
+        <w:t>Step 1: Data Loading and Cleaning</w:t>
+      </w:r>
+    </w:p>
+    <w:p>
+      <w:pPr>
+        <w:numPr>
+          <w:ilvl w:val="0"/>
+          <w:numId w:val="2"/>
+        </w:numPr>
+        <w:spacing w:line="240" w:lineRule="auto"/>
+      </w:pPr>
+      <w:r>
+        <w:t>Loaded the dataset from a CSV file containing headlines, article bodies, and stance labels</w:t>
+      </w:r>
+    </w:p>
+    <w:p>
+      <w:pPr>
+        <w:numPr>
+          <w:ilvl w:val="0"/>
+          <w:numId w:val="2"/>
+        </w:numPr>
+        <w:spacing w:line="240" w:lineRule="auto"/>
+      </w:pPr>
+      <w:r>
+        <w:t>Combined headlines and article bodies into a single text field</w:t>
+      </w:r>
+    </w:p>
+    <w:p>
+      <w:pPr>
+        <w:numPr>
+          <w:ilvl w:val="0"/>
+          <w:numId w:val="2"/>
+        </w:numPr>
+        <w:spacing w:line="240" w:lineRule="auto"/>
+      </w:pPr>
+      <w:r>
+        <w:t>Cleaned the text by:</w:t>
+      </w:r>
+    </w:p>
+    <w:p>
+      <w:pPr>
+        <w:numPr>
+          <w:ilvl w:val="1"/>
+          <w:numId w:val="2"/>
+        </w:numPr>
+        <w:spacing w:line="240" w:lineRule="auto"/>
+      </w:pPr>
+      <w:r>
+        <w:t>Converting to lowercase</w:t>
+      </w:r>
+    </w:p>
+    <w:p>
+      <w:pPr>
+        <w:numPr>
+          <w:ilvl w:val="1"/>
+          <w:numId w:val="2"/>
+        </w:numPr>
+        <w:spacing w:line="240" w:lineRule="auto"/>
+      </w:pPr>
+      <w:r>
+        <w:t>Removing special characters and numbers</w:t>
+      </w:r>
+    </w:p>
+    <w:p>
+      <w:pPr>
+        <w:numPr>
+          <w:ilvl w:val="1"/>
+          <w:numId w:val="2"/>
+        </w:numPr>
+        <w:spacing w:line="240" w:lineRule="auto"/>
+      </w:pPr>
+      <w:r>
+        <w:t>Removing extra spaces</w:t>
+      </w:r>
+    </w:p>
+    <w:p>
+      <w:pPr>
+        <w:spacing w:line="240" w:lineRule="auto"/>
+        <w:rPr>
+          <w:b/>
+          <w:bCs/>
+        </w:rPr>
+      </w:pPr>
+      <w:r>
+        <w:rPr>
+          <w:b/>
+          <w:bCs/>
+        </w:rPr>
+        <w:t>Step 2: Label Encoding</w:t>
+      </w:r>
+    </w:p>
+    <w:p>
+      <w:pPr>
+        <w:numPr>
+          <w:ilvl w:val="0"/>
+          <w:numId w:val="3"/>
+        </w:numPr>
+        <w:spacing w:line="240" w:lineRule="auto"/>
+      </w:pPr>
+      <w:r>
+        <w:t>Converted text labels ("agree", "disagree", "discuss", "unrelated") into numerical values (0, 1, 2, 3)</w:t>
+      </w:r>
+    </w:p>
+    <w:p>
+      <w:pPr>
+        <w:numPr>
+          <w:ilvl w:val="0"/>
+          <w:numId w:val="3"/>
+        </w:numPr>
+        <w:spacing w:line="240" w:lineRule="auto"/>
+      </w:pPr>
+      <w:r>
+        <w:t>This makes the labels understandable by the neural network</w:t>
+      </w:r>
+    </w:p>
+    <w:p>
+      <w:pPr>
+        <w:spacing w:line="240" w:lineRule="auto"/>
+        <w:rPr>
+          <w:b/>
+          <w:bCs/>
+        </w:rPr>
+      </w:pPr>
+      <w:r>
+        <w:rPr>
+          <w:b/>
+          <w:bCs/>
+        </w:rPr>
+        <w:t>Step 3: Tokenization and Vocabulary Building</w:t>
+      </w:r>
+    </w:p>
+    <w:p>
+      <w:pPr>
+        <w:numPr>
+          <w:ilvl w:val="0"/>
+          <w:numId w:val="4"/>
+        </w:numPr>
+        <w:spacing w:line="240" w:lineRule="auto"/>
+      </w:pPr>
+      <w:r>
+        <w:t>Split text into individual words (tokens)</w:t>
+      </w:r>
+    </w:p>
+    <w:p>
+      <w:pPr>
+        <w:numPr>
+          <w:ilvl w:val="0"/>
+          <w:numId w:val="4"/>
+        </w:numPr>
+        <w:spacing w:line="240" w:lineRule="auto"/>
+      </w:pPr>
+      <w:r>
+        <w:lastRenderedPageBreak/>
+        <w:t>Created a vocabulary of words that appear at least 3 times in the dataset</w:t>
+      </w:r>
+    </w:p>
+    <w:p>
+      <w:pPr>
+        <w:numPr>
+          <w:ilvl w:val="0"/>
+          <w:numId w:val="4"/>
+        </w:numPr>
+        <w:spacing w:line="240" w:lineRule="auto"/>
+      </w:pPr>
+      <w:r>
+        <w:t>Added special tokens: &lt;PAD&gt; for padding and &lt;UNK&gt; for unknown words</w:t>
+      </w:r>
+    </w:p>
+    <w:p>
+      <w:pPr>
+        <w:numPr>
+          <w:ilvl w:val="0"/>
+          <w:numId w:val="4"/>
+        </w:numPr>
+        <w:spacing w:line="240" w:lineRule="auto"/>
+        <w:rPr>
+          <w:b/>
+          <w:bCs/>
+        </w:rPr>
+      </w:pPr>
+      <w:r>
+        <w:t>Vocabulary size: 24,525 words</w:t>
+      </w:r>
+    </w:p>
+    <w:p>
+      <w:pPr>
+        <w:spacing w:line="240" w:lineRule="auto"/>
+        <w:rPr>
+          <w:b/>
+          <w:bCs/>
+        </w:rPr>
+      </w:pPr>
+      <w:r>
+        <w:rPr>
+          <w:b/>
+          <w:bCs/>
+        </w:rPr>
+        <w:t>Step 4: Text to Sequences</w:t>
+      </w:r>
+    </w:p>
+    <w:p>
+      <w:pPr>
+        <w:numPr>
+          <w:ilvl w:val="0"/>
+          <w:numId w:val="5"/>
+        </w:numPr>
+        <w:spacing w:line="240" w:lineRule="auto"/>
+      </w:pPr>
+      <w:r>
+        <w:t>Converted words to numerical indices using our vocabulary</w:t>
+      </w:r>
+    </w:p>
+    <w:p>
+      <w:pPr>
+        <w:numPr>
+          <w:ilvl w:val="0"/>
+          <w:numId w:val="5"/>
+        </w:numPr>
+        <w:spacing w:line="240" w:lineRule="auto"/>
+      </w:pPr>
+      <w:r>
+        <w:t>Determined optimal sequence length using 90th percentile of text lengths</w:t>
+      </w:r>
+    </w:p>
+    <w:p>
+      <w:pPr>
+        <w:numPr>
+          <w:ilvl w:val="0"/>
+          <w:numId w:val="5"/>
+        </w:numPr>
+        <w:spacing w:line="240" w:lineRule="auto"/>
+      </w:pPr>
+      <w:r>
+        <w:t>Maximum sequence length: 541 tokens</w:t>
+      </w:r>
+    </w:p>
+    <w:p>
+      <w:pPr>
+        <w:numPr>
+          <w:ilvl w:val="0"/>
+          <w:numId w:val="5"/>
+        </w:numPr>
+        <w:spacing w:line="240" w:lineRule="auto"/>
+        <w:rPr>
+          <w:b/>
+          <w:bCs/>
+        </w:rPr>
+      </w:pPr>
+      <w:r>
+        <w:t>Padded shorter sequences with zeros to ensure uniform length</w:t>
+      </w:r>
+    </w:p>
+    <w:p>
+      <w:pPr>
+        <w:spacing w:line="240" w:lineRule="auto"/>
+        <w:rPr>
+          <w:b/>
+          <w:bCs/>
+        </w:rPr>
+      </w:pPr>
+      <w:r>
+        <w:rPr>
+          <w:b/>
+          <w:bCs/>
+        </w:rPr>
+        <w:t>Step 5: Train-Validation-Test Split</w:t>
+      </w:r>
+    </w:p>
+    <w:p>
+      <w:pPr>
+        <w:numPr>
+          <w:ilvl w:val="0"/>
+          <w:numId w:val="6"/>
+        </w:numPr>
+        <w:spacing w:line="240" w:lineRule="auto"/>
+        <w:rPr>
+          <w:b/>
+          <w:bCs/>
+        </w:rPr>
+      </w:pPr>
+      <w:r>
+        <w:rPr>
+          <w:b/>
+          <w:bCs/>
+        </w:rPr>
+        <w:t>Split data into three sets:</w:t>
+      </w:r>
+    </w:p>
+    <w:p>
+      <w:pPr>
+        <w:numPr>
+          <w:ilvl w:val="1"/>
+          <w:numId w:val="6"/>
+        </w:numPr>
+        <w:spacing w:line="240" w:lineRule="auto"/>
+      </w:pPr>
+      <w:r>
+        <w:t>Training set: 70% of data (for model learning)</w:t>
+      </w:r>
+    </w:p>
+    <w:p>
+      <w:pPr>
+        <w:numPr>
+          <w:ilvl w:val="1"/>
+          <w:numId w:val="6"/>
+        </w:numPr>
+        <w:spacing w:line="240" w:lineRule="auto"/>
+      </w:pPr>
+      <w:r>
+        <w:t>Validation set: 15% of data (for tuning parameters)</w:t>
+      </w:r>
+    </w:p>
+    <w:p>
+      <w:pPr>
+        <w:numPr>
+          <w:ilvl w:val="1"/>
+          <w:numId w:val="6"/>
+        </w:numPr>
+        <w:spacing w:line="240" w:lineRule="auto"/>
+      </w:pPr>
+      <w:r>
+        <w:t>Test set: 15% of data (for final evaluation)</w:t>
+      </w:r>
+    </w:p>
+    <w:p>
+      <w:pPr>
+        <w:spacing w:line="240" w:lineRule="auto"/>
+        <w:rPr>
+          <w:b/>
+          <w:bCs/>
+        </w:rPr>
+      </w:pPr>
+      <w:r>
+        <w:rPr>
+          <w:b/>
+          <w:bCs/>
+        </w:rPr>
+        <w:t>Step 6: Word Embeddings</w:t>
+      </w:r>
+    </w:p>
+    <w:p>
+      <w:pPr>
+        <w:numPr>
+          <w:ilvl w:val="0"/>
+          <w:numId w:val="7"/>
+        </w:numPr>
+        <w:spacing w:line="240" w:lineRule="auto"/>
+      </w:pPr>
+      <w:r>
+        <w:t>Used pre-trained GloVe (Global Vectors for Word Representation) embeddings</w:t>
+      </w:r>
+    </w:p>
+    <w:p>
+      <w:pPr>
+        <w:numPr>
+          <w:ilvl w:val="0"/>
+          <w:numId w:val="7"/>
+        </w:numPr>
+        <w:spacing w:line="240" w:lineRule="auto"/>
+      </w:pPr>
+      <w:r>
+        <w:t>These are pre-learned word representations that capture semantic meaning</w:t>
+      </w:r>
+    </w:p>
+    <w:p>
+      <w:pPr>
+        <w:numPr>
+          <w:ilvl w:val="0"/>
+          <w:numId w:val="7"/>
+        </w:numPr>
+        <w:spacing w:line="240" w:lineRule="auto"/>
+      </w:pPr>
+      <w:r>
+        <w:t>GloVe coverage: 90.16% (meaning 90% of our vocabulary words had pre-trained embeddings)</w:t>
+      </w:r>
+    </w:p>
+    <w:p>
+      <w:pPr>
+        <w:spacing w:line="240" w:lineRule="auto"/>
         <w:rPr>
           <w:b/>
           <w:bCs/>
           <w:sz w:val="28"/>
           <w:szCs w:val="28"/>
         </w:rPr>
-        <w:t xml:space="preserve"> used for?</w:t>
-      </w:r>
-    </w:p>
-    <w:p>
-      <w:pPr>
-        <w:numPr>
-          <w:ilvl w:val="0"/>
-          <w:numId w:val="1"/>
-        </w:numPr>
-        <w:spacing w:line="240" w:lineRule="auto"/>
-      </w:pPr>
-      <w:r>
-        <w:t>Text classification (like detecting sentiment or stance)</w:t>
-      </w:r>
-    </w:p>
-    <w:p>
-      <w:pPr>
-        <w:numPr>
-          <w:ilvl w:val="0"/>
-          <w:numId w:val="1"/>
-        </w:numPr>
-        <w:spacing w:line="240" w:lineRule="auto"/>
-      </w:pPr>
-      <w:r>
-        <w:t>Machine translation</w:t>
-      </w:r>
-    </w:p>
-    <w:p>
-      <w:pPr>
-        <w:numPr>
-          <w:ilvl w:val="0"/>
-          <w:numId w:val="1"/>
-        </w:numPr>
-        <w:spacing w:line="240" w:lineRule="auto"/>
-      </w:pPr>
-      <w:r>
-        <w:t>Speech recognition</w:t>
-      </w:r>
-    </w:p>
-    <w:p>
-      <w:pPr>
-        <w:numPr>
-          <w:ilvl w:val="0"/>
-          <w:numId w:val="1"/>
-        </w:numPr>
-        <w:spacing w:line="240" w:lineRule="auto"/>
-      </w:pPr>
-      <w:r>
-        <w:t>Time series prediction</w:t>
-      </w:r>
-    </w:p>
-    <w:p>
-      <w:pPr>
-        <w:numPr>
-          <w:ilvl w:val="0"/>
-          <w:numId w:val="1"/>
-        </w:numPr>
-        <w:spacing w:line="240" w:lineRule="auto"/>
-      </w:pPr>
-      <w:r>
-        <w:t>Named entity recognition</w:t>
-      </w:r>
-    </w:p>
-    <w:p>
-      <w:pPr>
-        <w:spacing w:line="240" w:lineRule="auto"/>
-        <w:rPr>
-          <w:b/>
-          <w:bCs/>
-        </w:rPr>
-      </w:pPr>
-      <w:r>
-        <w:t xml:space="preserve">In our case, we're using </w:t>
-      </w:r>
-      <w:proofErr w:type="spellStart"/>
-      <w:r>
-        <w:t>BiLSTM</w:t>
-      </w:r>
-      <w:proofErr w:type="spellEnd"/>
-      <w:r>
-        <w:t xml:space="preserve"> for stance detection - determining the relationship between a headline and article body, classifying them as "agree", "disagree", "discuss", or "unrelated".</w:t>
-      </w:r>
-    </w:p>
-    <w:p>
-      <w:pPr>
-        <w:spacing w:line="240" w:lineRule="auto"/>
+      </w:pPr>
+      <w:r>
         <w:rPr>
           <w:b/>
           <w:bCs/>
           <w:sz w:val="28"/>
           <w:szCs w:val="28"/>
         </w:rPr>
-      </w:pPr>
-      <w:r>
-        <w:rPr>
-          <w:b/>
-          <w:bCs/>
-          <w:sz w:val="28"/>
-          <w:szCs w:val="28"/>
-        </w:rPr>
-        <w:t>2. Data Preprocessing Steps</w:t>
-      </w:r>
-    </w:p>
-    <w:p>
-      <w:pPr>
-        <w:spacing w:line="240" w:lineRule="auto"/>
-        <w:rPr>
-          <w:b/>
-          <w:bCs/>
-        </w:rPr>
-      </w:pPr>
-      <w:r>
-        <w:rPr>
-          <w:b/>
-          <w:bCs/>
-        </w:rPr>
-        <w:t>Step 1: Data Loading and Cleaning</w:t>
-      </w:r>
-    </w:p>
-    <w:p>
-      <w:pPr>
-        <w:numPr>
-          <w:ilvl w:val="0"/>
-          <w:numId w:val="2"/>
-        </w:numPr>
-        <w:spacing w:line="240" w:lineRule="auto"/>
-      </w:pPr>
-      <w:r>
-        <w:t>Loaded the dataset from a CSV file containing headlines, article bodies, and stance labels</w:t>
-      </w:r>
-    </w:p>
-    <w:p>
-      <w:pPr>
-        <w:numPr>
-          <w:ilvl w:val="0"/>
-          <w:numId w:val="2"/>
-        </w:numPr>
-        <w:spacing w:line="240" w:lineRule="auto"/>
-      </w:pPr>
-      <w:r>
-        <w:t>Combined headlines and article bodies into a single text field</w:t>
-      </w:r>
-    </w:p>
-    <w:p>
-      <w:pPr>
-        <w:numPr>
-          <w:ilvl w:val="0"/>
-          <w:numId w:val="2"/>
-        </w:numPr>
-        <w:spacing w:line="240" w:lineRule="auto"/>
-      </w:pPr>
-      <w:r>
-        <w:t>Cleaned the text by:</w:t>
-      </w:r>
-    </w:p>
-    <w:p>
-      <w:pPr>
-        <w:numPr>
-          <w:ilvl w:val="1"/>
-          <w:numId w:val="2"/>
-        </w:numPr>
-        <w:spacing w:line="240" w:lineRule="auto"/>
-      </w:pPr>
-      <w:r>
-        <w:t>Converting to lowercase</w:t>
-      </w:r>
-    </w:p>
-    <w:p>
-      <w:pPr>
-        <w:numPr>
-          <w:ilvl w:val="1"/>
-          <w:numId w:val="2"/>
-        </w:numPr>
-        <w:spacing w:line="240" w:lineRule="auto"/>
-      </w:pPr>
-      <w:r>
-        <w:t>Removing special characters and numbers</w:t>
-      </w:r>
-    </w:p>
-    <w:p>
-      <w:pPr>
-        <w:numPr>
-          <w:ilvl w:val="1"/>
-          <w:numId w:val="2"/>
-        </w:numPr>
-        <w:spacing w:line="240" w:lineRule="auto"/>
-      </w:pPr>
-      <w:r>
-        <w:t>Removing extra spaces</w:t>
-      </w:r>
-    </w:p>
-    <w:p>
-      <w:pPr>
-        <w:spacing w:line="240" w:lineRule="auto"/>
-        <w:rPr>
-          <w:b/>
-          <w:bCs/>
-        </w:rPr>
-      </w:pPr>
-      <w:r>
-        <w:rPr>
-          <w:b/>
-          <w:bCs/>
-        </w:rPr>
-        <w:t>Step 2: Label Encoding</w:t>
-      </w:r>
-    </w:p>
-    <w:p>
-      <w:pPr>
-        <w:numPr>
-          <w:ilvl w:val="0"/>
-          <w:numId w:val="3"/>
-        </w:numPr>
-        <w:spacing w:line="240" w:lineRule="auto"/>
-      </w:pPr>
-      <w:r>
-        <w:t>Converted text labels ("agree", "disagree", "discuss", "unrelated") into numerical values (0, 1, 2, 3)</w:t>
-      </w:r>
-    </w:p>
-    <w:p>
-      <w:pPr>
-        <w:numPr>
-          <w:ilvl w:val="0"/>
-          <w:numId w:val="3"/>
-        </w:numPr>
-        <w:spacing w:line="240" w:lineRule="auto"/>
-      </w:pPr>
-      <w:r>
-        <w:t>This makes the labels understandable by the neural network</w:t>
-      </w:r>
-    </w:p>
-    <w:p>
-      <w:pPr>
-        <w:spacing w:line="240" w:lineRule="auto"/>
-        <w:rPr>
-          <w:b/>
-          <w:bCs/>
-        </w:rPr>
-      </w:pPr>
-      <w:r>
-        <w:rPr>
-          <w:b/>
-          <w:bCs/>
-        </w:rPr>
-        <w:t>Step 3: Tokenization and Vocabulary Building</w:t>
-      </w:r>
-    </w:p>
-    <w:p>
-      <w:pPr>
-        <w:numPr>
-          <w:ilvl w:val="0"/>
-          <w:numId w:val="4"/>
-        </w:numPr>
-        <w:spacing w:line="240" w:lineRule="auto"/>
-      </w:pPr>
-      <w:r>
-        <w:t>Split text into individual words (tokens)</w:t>
-      </w:r>
-    </w:p>
-    <w:p>
-      <w:pPr>
-        <w:numPr>
-          <w:ilvl w:val="0"/>
-          <w:numId w:val="4"/>
-        </w:numPr>
-        <w:spacing w:line="240" w:lineRule="auto"/>
-      </w:pPr>
-      <w:r>
-        <w:lastRenderedPageBreak/>
-        <w:t>Created a vocabulary of words that appear at least 3 times in the dataset</w:t>
-      </w:r>
-    </w:p>
-    <w:p>
-      <w:pPr>
-        <w:numPr>
-          <w:ilvl w:val="0"/>
-          <w:numId w:val="4"/>
-        </w:numPr>
-        <w:spacing w:line="240" w:lineRule="auto"/>
-      </w:pPr>
-      <w:r>
-        <w:t>Added special tokens: &lt;PAD&gt; for padding and &lt;UNK&gt; for unknown words</w:t>
-      </w:r>
-    </w:p>
-    <w:p>
-      <w:pPr>
-        <w:numPr>
-          <w:ilvl w:val="0"/>
-          <w:numId w:val="4"/>
-        </w:numPr>
-        <w:spacing w:line="240" w:lineRule="auto"/>
-        <w:rPr>
-          <w:b/>
-          <w:bCs/>
-        </w:rPr>
-      </w:pPr>
-      <w:r>
-        <w:t>Vocabulary size: 24,525 words</w:t>
-      </w:r>
-    </w:p>
-    <w:p>
-      <w:pPr>
-        <w:spacing w:line="240" w:lineRule="auto"/>
-        <w:rPr>
-          <w:b/>
-          <w:bCs/>
-        </w:rPr>
-      </w:pPr>
-      <w:r>
-        <w:rPr>
-          <w:b/>
-          <w:bCs/>
-        </w:rPr>
-        <w:t>Step 4: Text to Sequences</w:t>
-      </w:r>
-    </w:p>
-    <w:p>
-      <w:pPr>
-        <w:numPr>
-          <w:ilvl w:val="0"/>
-          <w:numId w:val="5"/>
-        </w:numPr>
-        <w:spacing w:line="240" w:lineRule="auto"/>
-      </w:pPr>
-      <w:r>
-        <w:t>Converted words to numerical indices using our vocabulary</w:t>
-      </w:r>
-    </w:p>
-    <w:p>
-      <w:pPr>
-        <w:numPr>
-          <w:ilvl w:val="0"/>
-          <w:numId w:val="5"/>
-        </w:numPr>
-        <w:spacing w:line="240" w:lineRule="auto"/>
-      </w:pPr>
-      <w:r>
-        <w:t>Determined optimal sequence length using 90th percentile of text lengths</w:t>
-      </w:r>
-    </w:p>
-    <w:p>
-      <w:pPr>
-        <w:numPr>
-          <w:ilvl w:val="0"/>
-          <w:numId w:val="5"/>
-        </w:numPr>
-        <w:spacing w:line="240" w:lineRule="auto"/>
-      </w:pPr>
-      <w:r>
-        <w:t>Maximum sequence length: 541 tokens</w:t>
-      </w:r>
-    </w:p>
-    <w:p>
-      <w:pPr>
-        <w:numPr>
-          <w:ilvl w:val="0"/>
-          <w:numId w:val="5"/>
-        </w:numPr>
-        <w:spacing w:line="240" w:lineRule="auto"/>
-        <w:rPr>
-          <w:b/>
-          <w:bCs/>
-        </w:rPr>
-      </w:pPr>
-      <w:r>
-        <w:t>Padded shorter sequences with zeros to ensure uniform length</w:t>
-      </w:r>
-    </w:p>
-    <w:p>
-      <w:pPr>
-        <w:spacing w:line="240" w:lineRule="auto"/>
-        <w:rPr>
-          <w:b/>
-          <w:bCs/>
-        </w:rPr>
-      </w:pPr>
-      <w:r>
-        <w:rPr>
-          <w:b/>
-          <w:bCs/>
-        </w:rPr>
-        <w:t>Step 5: Train-Validation-Test Split</w:t>
-      </w:r>
-    </w:p>
-    <w:p>
-      <w:pPr>
-        <w:numPr>
-          <w:ilvl w:val="0"/>
-          <w:numId w:val="6"/>
-        </w:numPr>
-        <w:spacing w:line="240" w:lineRule="auto"/>
-        <w:rPr>
-          <w:b/>
-          <w:bCs/>
-        </w:rPr>
-      </w:pPr>
-      <w:r>
-        <w:rPr>
-          <w:b/>
-          <w:bCs/>
-        </w:rPr>
-        <w:t>Split data into three sets:</w:t>
-      </w:r>
-    </w:p>
-    <w:p>
-      <w:pPr>
-        <w:numPr>
-          <w:ilvl w:val="1"/>
-          <w:numId w:val="6"/>
-        </w:numPr>
-        <w:spacing w:line="240" w:lineRule="auto"/>
-      </w:pPr>
-      <w:r>
-        <w:t>Training set: 70% of data (for model learning)</w:t>
-      </w:r>
-    </w:p>
-    <w:p>
-      <w:pPr>
-        <w:numPr>
-          <w:ilvl w:val="1"/>
-          <w:numId w:val="6"/>
-        </w:numPr>
-        <w:spacing w:line="240" w:lineRule="auto"/>
-      </w:pPr>
-      <w:r>
-        <w:t>Validation set: 15% of data (for tuning parameters)</w:t>
-      </w:r>
-    </w:p>
-    <w:p>
-      <w:pPr>
-        <w:numPr>
-          <w:ilvl w:val="1"/>
-          <w:numId w:val="6"/>
-        </w:numPr>
-        <w:spacing w:line="240" w:lineRule="auto"/>
-      </w:pPr>
-      <w:r>
-        <w:t>Test set: 15% of data (for final evaluation)</w:t>
-      </w:r>
-    </w:p>
-    <w:p>
-      <w:pPr>
-        <w:spacing w:line="240" w:lineRule="auto"/>
-        <w:rPr>
-          <w:b/>
-          <w:bCs/>
-        </w:rPr>
-      </w:pPr>
-      <w:r>
-        <w:rPr>
-          <w:b/>
-          <w:bCs/>
-        </w:rPr>
-        <w:t>Step 6: Word Embeddings</w:t>
-      </w:r>
-    </w:p>
-    <w:p>
-      <w:pPr>
-        <w:numPr>
-          <w:ilvl w:val="0"/>
-          <w:numId w:val="7"/>
-        </w:numPr>
-        <w:spacing w:line="240" w:lineRule="auto"/>
-      </w:pPr>
-      <w:r>
-        <w:t xml:space="preserve">Used pre-trained </w:t>
-      </w:r>
-      <w:proofErr w:type="spellStart"/>
-      <w:r>
-        <w:t>GloVe</w:t>
-      </w:r>
-      <w:proofErr w:type="spellEnd"/>
-      <w:r>
-        <w:t xml:space="preserve"> (Global Vectors for Word Representation) embeddings</w:t>
-      </w:r>
-    </w:p>
-    <w:p>
-      <w:pPr>
-        <w:numPr>
-          <w:ilvl w:val="0"/>
-          <w:numId w:val="7"/>
-        </w:numPr>
-        <w:spacing w:line="240" w:lineRule="auto"/>
-      </w:pPr>
-      <w:r>
-        <w:t>These are pre-learned word representations that capture semantic meaning</w:t>
-      </w:r>
-    </w:p>
-    <w:p>
-      <w:pPr>
-        <w:numPr>
-          <w:ilvl w:val="0"/>
-          <w:numId w:val="7"/>
-        </w:numPr>
-        <w:spacing w:line="240" w:lineRule="auto"/>
-      </w:pPr>
-      <w:proofErr w:type="spellStart"/>
-      <w:r>
-        <w:t>GloVe</w:t>
-      </w:r>
-      <w:proofErr w:type="spellEnd"/>
-      <w:r>
-        <w:t xml:space="preserve"> coverage: 90.16% (meaning 90% of our vocabulary words had pre-trained embeddings)</w:t>
-      </w:r>
-    </w:p>
-    <w:p>
-      <w:pPr>
-        <w:spacing w:line="240" w:lineRule="auto"/>
-        <w:rPr>
-          <w:b/>
-          <w:bCs/>
-          <w:sz w:val="28"/>
-          <w:szCs w:val="28"/>
-        </w:rPr>
-      </w:pPr>
-      <w:r>
-        <w:rPr>
-          <w:b/>
-          <w:bCs/>
-          <w:sz w:val="28"/>
-          <w:szCs w:val="28"/>
-        </w:rPr>
         <w:t>3. Model Architecture</w:t>
       </w:r>
     </w:p>
@@ -652,23 +584,7 @@
           <w:b/>
           <w:bCs/>
         </w:rPr>
-        <w:t xml:space="preserve">Attention </w:t>
-      </w:r>
-      <w:proofErr w:type="spellStart"/>
-      <w:r>
-        <w:rPr>
-          <w:b/>
-          <w:bCs/>
-        </w:rPr>
-        <w:t>BiLSTM</w:t>
-      </w:r>
-      <w:proofErr w:type="spellEnd"/>
-      <w:r>
-        <w:rPr>
-          <w:b/>
-          <w:bCs/>
-        </w:rPr>
-        <w:t xml:space="preserve"> Model Components:</w:t>
+        <w:t>Attention BiLSTM Model Components:</w:t>
       </w:r>
     </w:p>
     <w:p>
@@ -700,15 +616,7 @@
         <w:spacing w:line="240" w:lineRule="auto"/>
       </w:pPr>
       <w:r>
-        <w:t xml:space="preserve">Uses pre-trained </w:t>
-      </w:r>
-      <w:proofErr w:type="spellStart"/>
-      <w:r>
-        <w:t>GloVe</w:t>
-      </w:r>
-      <w:proofErr w:type="spellEnd"/>
-      <w:r>
-        <w:t xml:space="preserve"> embeddings (frozen - not updated during training)</w:t>
+        <w:t>Uses pre-trained GloVe embeddings (frozen - not updated during training)</w:t>
       </w:r>
     </w:p>
     <w:p>
@@ -739,21 +647,12 @@
           <w:bCs/>
         </w:rPr>
       </w:pPr>
-      <w:proofErr w:type="spellStart"/>
-      <w:r>
-        <w:rPr>
-          <w:b/>
-          <w:bCs/>
-        </w:rPr>
-        <w:t>BiLSTM</w:t>
-      </w:r>
-      <w:proofErr w:type="spellEnd"/>
-      <w:r>
-        <w:rPr>
-          <w:b/>
-          <w:bCs/>
-        </w:rPr>
-        <w:t xml:space="preserve"> Layer</w:t>
+      <w:r>
+        <w:rPr>
+          <w:b/>
+          <w:bCs/>
+        </w:rPr>
+        <w:t>BiLSTM Layer</w:t>
       </w:r>
     </w:p>
     <w:p>
@@ -2003,15 +1902,7 @@
         <w:spacing w:line="240" w:lineRule="auto"/>
       </w:pPr>
       <w:r>
-        <w:t xml:space="preserve">No significant overfitting observed (train and </w:t>
-      </w:r>
-      <w:proofErr w:type="spellStart"/>
-      <w:r>
-        <w:t>val</w:t>
-      </w:r>
-      <w:proofErr w:type="spellEnd"/>
-      <w:r>
-        <w:t xml:space="preserve"> accuracy close)</w:t>
+        <w:t>No significant overfitting observed (train and val accuracy close)</w:t>
       </w:r>
     </w:p>
     <w:p>
@@ -2040,16 +1931,7 @@
           <w:sz w:val="28"/>
           <w:szCs w:val="28"/>
         </w:rPr>
-        <w:t xml:space="preserve">, </w:t>
-      </w:r>
-      <w:r>
-        <w:rPr>
-          <w:b/>
-          <w:bCs/>
-          <w:sz w:val="28"/>
-          <w:szCs w:val="28"/>
-        </w:rPr>
-        <w:t>Evaluation Metrics (On Test Data)</w:t>
+        <w:t>, Evaluation Metrics (On Test Data)</w:t>
       </w:r>
     </w:p>
     <w:p>
@@ -2085,7 +1967,7 @@
         <w:spacing w:line="240" w:lineRule="auto"/>
       </w:pPr>
       <w:r>
-        <w:t>Macro AUC Score: 0.846</w:t>
+        <w:t>Weighted F1 Score: 0.76</w:t>
       </w:r>
     </w:p>
     <w:p>
@@ -2097,10 +1979,7 @@
         <w:spacing w:line="240" w:lineRule="auto"/>
       </w:pPr>
       <w:r>
-        <w:t xml:space="preserve">EM Score: </w:t>
-      </w:r>
-      <w:r>
-        <w:t>0.789</w:t>
+        <w:t>Macro AUC Score: 0.846</w:t>
       </w:r>
     </w:p>
     <w:p>
@@ -2112,7 +1991,10 @@
         <w:spacing w:line="240" w:lineRule="auto"/>
       </w:pPr>
       <w:r>
-        <w:t>Top-3 Accuracy: 0.982</w:t>
+        <w:t xml:space="preserve">EM Score: </w:t>
+      </w:r>
+      <w:r>
+        <w:t>0.789</w:t>
       </w:r>
     </w:p>
     <w:p>
@@ -2124,7 +2006,7 @@
         <w:spacing w:line="240" w:lineRule="auto"/>
       </w:pPr>
       <w:r>
-        <w:t>Top-5 Accuracy: 1.0</w:t>
+        <w:t>Top-3 Accuracy: 0.982</w:t>
       </w:r>
     </w:p>
     <w:p>
@@ -3005,27 +2887,7 @@
           <w:szCs w:val="32"/>
         </w:rPr>
         <w:lastRenderedPageBreak/>
-        <w:t xml:space="preserve">Sentiment Analysis using a </w:t>
-      </w:r>
-      <w:proofErr w:type="spellStart"/>
-      <w:r>
-        <w:rPr>
-          <w:b/>
-          <w:bCs/>
-          <w:sz w:val="32"/>
-          <w:szCs w:val="32"/>
-        </w:rPr>
-        <w:t>TextCNN</w:t>
-      </w:r>
-      <w:proofErr w:type="spellEnd"/>
-      <w:r>
-        <w:rPr>
-          <w:b/>
-          <w:bCs/>
-          <w:sz w:val="32"/>
-          <w:szCs w:val="32"/>
-        </w:rPr>
-        <w:t xml:space="preserve"> Model</w:t>
+        <w:t>Sentiment Analysis using a TextCNN Model</w:t>
       </w:r>
     </w:p>
     <w:p>
@@ -3085,23 +2947,7 @@
         <w:spacing w:line="240" w:lineRule="auto"/>
       </w:pPr>
       <w:r>
-        <w:t>The core of the system is a Convolutional Neural Network (CNN) for text classification (</w:t>
-      </w:r>
-      <w:proofErr w:type="spellStart"/>
-      <w:r>
-        <w:t>TextCNN</w:t>
-      </w:r>
-      <w:proofErr w:type="spellEnd"/>
-      <w:r>
-        <w:t xml:space="preserve">), which leverages pre-trained </w:t>
-      </w:r>
-      <w:proofErr w:type="spellStart"/>
-      <w:r>
-        <w:t>GloVe</w:t>
-      </w:r>
-      <w:proofErr w:type="spellEnd"/>
-      <w:r>
-        <w:t xml:space="preserve"> word embeddings to understand the semantic meaning of words.</w:t>
+        <w:t>The core of the system is a Convolutional Neural Network (CNN) for text classification (TextCNN), which leverages pre-trained GloVe word embeddings to understand the semantic meaning of words.</w:t>
       </w:r>
     </w:p>
     <w:p>
@@ -3435,21 +3281,8 @@
         </w:numPr>
         <w:spacing w:line="240" w:lineRule="auto"/>
       </w:pPr>
-      <w:proofErr w:type="spellStart"/>
-      <w:r>
-        <w:t>PyTorch</w:t>
-      </w:r>
-      <w:proofErr w:type="spellEnd"/>
-      <w:r>
-        <w:t> </w:t>
-      </w:r>
-      <w:proofErr w:type="spellStart"/>
-      <w:r>
-        <w:t>DataLoader</w:t>
-      </w:r>
-      <w:proofErr w:type="spellEnd"/>
-      <w:r>
-        <w:t> objects are created to efficiently feed data in batches of 32 during training.</w:t>
+      <w:r>
+        <w:t>PyTorch DataLoader objects are created to efficiently feed data in batches of 32 during training.</w:t>
       </w:r>
     </w:p>
     <w:p>
@@ -3467,8 +3300,57 @@
           <w:sz w:val="28"/>
           <w:szCs w:val="28"/>
         </w:rPr>
-        <w:t xml:space="preserve">4. </w:t>
-      </w:r>
+        <w:t>4. Using Pre-trained Embeddings (GloVe)</w:t>
+      </w:r>
+    </w:p>
+    <w:p>
+      <w:pPr>
+        <w:numPr>
+          <w:ilvl w:val="0"/>
+          <w:numId w:val="18"/>
+        </w:numPr>
+        <w:spacing w:line="240" w:lineRule="auto"/>
+      </w:pPr>
+      <w:r>
+        <w:t>Pre-trained </w:t>
+      </w:r>
+      <w:r>
+        <w:rPr>
+          <w:b/>
+          <w:bCs/>
+        </w:rPr>
+        <w:t>GloVe embeddings</w:t>
+      </w:r>
+      <w:r>
+        <w:t> (100-dimensional vectors from glove.6B.100d.txt) are loaded.</w:t>
+      </w:r>
+    </w:p>
+    <w:p>
+      <w:pPr>
+        <w:numPr>
+          <w:ilvl w:val="0"/>
+          <w:numId w:val="18"/>
+        </w:numPr>
+        <w:spacing w:line="240" w:lineRule="auto"/>
+      </w:pPr>
+      <w:r>
+        <w:t>An </w:t>
+      </w:r>
+      <w:r>
+        <w:rPr>
+          <w:b/>
+          <w:bCs/>
+        </w:rPr>
+        <w:t>embedding matrix</w:t>
+      </w:r>
+      <w:r>
+        <w:t> is created where each row corresponds to a word in the project's vocabulary, initialized with its GloVe vector if available, or zeros otherwise. This gives the model a significant head-start in understanding word meanings.</w:t>
+      </w:r>
+    </w:p>
+    <w:p>
+      <w:pPr>
+        <w:spacing w:line="240" w:lineRule="auto"/>
+      </w:pPr>
       <w:r>
         <w:rPr>
           <w:b/>
@@ -3476,28 +3358,103 @@
           <w:sz w:val="28"/>
           <w:szCs w:val="28"/>
         </w:rPr>
-        <w:t>Using</w:t>
-      </w:r>
-      <w:r>
-        <w:rPr>
-          <w:b/>
-          <w:bCs/>
+        <w:t>5. Model Architecture: TextCNN</w:t>
+      </w:r>
+      <w:r>
+        <w:rPr>
           <w:sz w:val="28"/>
           <w:szCs w:val="28"/>
         </w:rPr>
-        <w:t xml:space="preserve"> Pre-trained Embeddings (</w:t>
-      </w:r>
-      <w:proofErr w:type="spellStart"/>
-      <w:r>
-        <w:rPr>
-          <w:b/>
-          <w:bCs/>
+        <w:br/>
+      </w:r>
+      <w:r>
+        <w:t>The model is a classic Text Convolutional Neural Network (TextCNN class) with the following layers:</w:t>
+      </w:r>
+    </w:p>
+    <w:p>
+      <w:pPr>
+        <w:numPr>
+          <w:ilvl w:val="0"/>
+          <w:numId w:val="19"/>
+        </w:numPr>
+        <w:spacing w:line="240" w:lineRule="auto"/>
+      </w:pPr>
+      <w:r>
+        <w:rPr>
+          <w:b/>
+          <w:bCs/>
+        </w:rPr>
+        <w:t>Embedding Layer:</w:t>
+      </w:r>
+      <w:r>
+        <w:t> The first layer, which is initialized with the pre-trained GloVe matrix. This layer is set to be trainable (freeze=False), allowing the embeddings to be fine-tuned for this specific task.</w:t>
+      </w:r>
+    </w:p>
+    <w:p>
+      <w:pPr>
+        <w:numPr>
+          <w:ilvl w:val="0"/>
+          <w:numId w:val="19"/>
+        </w:numPr>
+        <w:spacing w:line="240" w:lineRule="auto"/>
+      </w:pPr>
+      <w:r>
+        <w:rPr>
+          <w:b/>
+          <w:bCs/>
+        </w:rPr>
+        <w:t>Convolutional Layers:</w:t>
+      </w:r>
+      <w:r>
+        <w:t> Three parallel 1D convolutional layers with different kernel sizes (3, 4, 5). This allows the model to detect patterns (features) across different phrase lengths (e.g., 3-word, 4-word, and 5-word phrases).</w:t>
+      </w:r>
+    </w:p>
+    <w:p>
+      <w:pPr>
+        <w:numPr>
+          <w:ilvl w:val="0"/>
+          <w:numId w:val="19"/>
+        </w:numPr>
+        <w:spacing w:line="240" w:lineRule="auto"/>
+      </w:pPr>
+      <w:r>
+        <w:rPr>
+          <w:b/>
+          <w:bCs/>
+        </w:rPr>
+        <w:t>Pooling &amp; Concatenation:</w:t>
+      </w:r>
+      <w:r>
+        <w:t> The output from each convolution is passed through a ReLU activation and a max-pooling layer. The results from all three branches are then concatenated into a single, long feature vector.</w:t>
+      </w:r>
+    </w:p>
+    <w:p>
+      <w:pPr>
+        <w:numPr>
+          <w:ilvl w:val="0"/>
+          <w:numId w:val="19"/>
+        </w:numPr>
+        <w:spacing w:line="240" w:lineRule="auto"/>
+      </w:pPr>
+      <w:r>
+        <w:rPr>
+          <w:b/>
+          <w:bCs/>
+        </w:rPr>
+        <w:t>Dropout &amp; Classification:</w:t>
+      </w:r>
+      <w:r>
+        <w:t> A dropout layer is applied for regularization (to prevent overfitting), and a final fully-connected (linear) layer maps the features to the 3 output classes (negative, neutral, positive).</w:t>
+      </w:r>
+    </w:p>
+    <w:p>
+      <w:pPr>
+        <w:spacing w:line="240" w:lineRule="auto"/>
+        <w:rPr>
           <w:sz w:val="28"/>
           <w:szCs w:val="28"/>
         </w:rPr>
-        <w:t>GloVe</w:t>
-      </w:r>
-      <w:proofErr w:type="spellEnd"/>
+      </w:pPr>
       <w:r>
         <w:rPr>
           <w:b/>
@@ -3505,84 +3462,105 @@
           <w:sz w:val="28"/>
           <w:szCs w:val="28"/>
         </w:rPr>
-        <w:t>)</w:t>
+        <w:t>6. Training &amp; Evaluation</w:t>
       </w:r>
     </w:p>
     <w:p>
       <w:pPr>
         <w:numPr>
           <w:ilvl w:val="0"/>
-          <w:numId w:val="18"/>
-        </w:numPr>
-        <w:spacing w:line="240" w:lineRule="auto"/>
-      </w:pPr>
-      <w:r>
-        <w:t>Pre-trained </w:t>
-      </w:r>
-      <w:proofErr w:type="spellStart"/>
-      <w:r>
-        <w:rPr>
-          <w:b/>
-          <w:bCs/>
-        </w:rPr>
-        <w:t>GloVe</w:t>
-      </w:r>
-      <w:proofErr w:type="spellEnd"/>
-      <w:r>
-        <w:rPr>
-          <w:b/>
-          <w:bCs/>
-        </w:rPr>
-        <w:t xml:space="preserve"> embeddings</w:t>
-      </w:r>
-      <w:r>
-        <w:t> (100-dimensional vectors from glove.6B.100d.txt) are loaded.</w:t>
+          <w:numId w:val="20"/>
+        </w:numPr>
+        <w:spacing w:line="240" w:lineRule="auto"/>
+      </w:pPr>
+      <w:r>
+        <w:rPr>
+          <w:b/>
+          <w:bCs/>
+        </w:rPr>
+        <w:t>Setup:</w:t>
+      </w:r>
+      <w:r>
+        <w:t> </w:t>
+      </w:r>
+      <w:r>
+        <w:t xml:space="preserve">The model is trained using the Adam Optimizer and the </w:t>
+      </w:r>
+      <w:r>
+        <w:t>CrossEntropyLoss</w:t>
+      </w:r>
+      <w:r>
+        <w:t xml:space="preserve"> function, </w:t>
+      </w:r>
+      <w:r>
+        <w:t>which is standard for multi-class classification.</w:t>
       </w:r>
     </w:p>
     <w:p>
       <w:pPr>
         <w:numPr>
           <w:ilvl w:val="0"/>
-          <w:numId w:val="18"/>
-        </w:numPr>
-        <w:spacing w:line="240" w:lineRule="auto"/>
-      </w:pPr>
-      <w:r>
-        <w:t>An </w:t>
-      </w:r>
-      <w:r>
-        <w:rPr>
-          <w:b/>
-          <w:bCs/>
-        </w:rPr>
-        <w:t>embedding matrix</w:t>
-      </w:r>
-      <w:r>
-        <w:t xml:space="preserve"> is created where each row corresponds to a word in the project's vocabulary, initialized with its </w:t>
-      </w:r>
-      <w:proofErr w:type="spellStart"/>
-      <w:r>
-        <w:t>GloVe</w:t>
-      </w:r>
-      <w:proofErr w:type="spellEnd"/>
-      <w:r>
-        <w:t xml:space="preserve"> vector if available, or zeros otherwise. This gives the model a significant head-start in understanding word meanings.</w:t>
-      </w:r>
-    </w:p>
-    <w:p>
-      <w:pPr>
-        <w:spacing w:line="240" w:lineRule="auto"/>
-      </w:pPr>
-      <w:r>
-        <w:rPr>
-          <w:b/>
-          <w:bCs/>
+          <w:numId w:val="20"/>
+        </w:numPr>
+        <w:spacing w:line="240" w:lineRule="auto"/>
+      </w:pPr>
+      <w:r>
+        <w:rPr>
+          <w:b/>
+          <w:bCs/>
+        </w:rPr>
+        <w:t>Process:</w:t>
+      </w:r>
+      <w:r>
+        <w:t> The model is trained for 3 epochs. For each epoch, it processes batches from the training set, calculates loss, and updates its weights. Its performance is then evaluated on the validation set without updating weights.</w:t>
+      </w:r>
+    </w:p>
+    <w:p>
+      <w:pPr>
+        <w:numPr>
+          <w:ilvl w:val="0"/>
+          <w:numId w:val="20"/>
+        </w:numPr>
+        <w:spacing w:line="240" w:lineRule="auto"/>
+      </w:pPr>
+      <w:r>
+        <w:rPr>
+          <w:b/>
+          <w:bCs/>
+        </w:rPr>
+        <w:t>Results:</w:t>
+      </w:r>
+      <w:r>
+        <w:t> After just 3 epochs, the model achieved a </w:t>
+      </w:r>
+      <w:r>
+        <w:rPr>
+          <w:b/>
+          <w:bCs/>
+        </w:rPr>
+        <w:t>validation accuracy of approximately 80.2%</w:t>
+      </w:r>
+      <w:r>
+        <w:t>, showing it learned effectively. The training loss decreased sharply while the validation loss was more stable, indicating good learning without severe overfitting at this early stage.</w:t>
+      </w:r>
+    </w:p>
+    <w:p>
+      <w:pPr>
+        <w:spacing w:line="240" w:lineRule="auto"/>
+        <w:rPr>
+          <w:b/>
+          <w:bCs/>
+        </w:rPr>
+      </w:pPr>
+    </w:p>
+    <w:p>
+      <w:pPr>
+        <w:spacing w:line="240" w:lineRule="auto"/>
+        <w:rPr>
           <w:sz w:val="28"/>
           <w:szCs w:val="28"/>
         </w:rPr>
-        <w:t xml:space="preserve">5. Model Architecture: </w:t>
-      </w:r>
-      <w:proofErr w:type="spellStart"/>
+      </w:pPr>
       <w:r>
         <w:rPr>
           <w:b/>
@@ -3590,243 +3568,6 @@
           <w:sz w:val="28"/>
           <w:szCs w:val="28"/>
         </w:rPr>
-        <w:t>TextCNN</w:t>
-      </w:r>
-      <w:proofErr w:type="spellEnd"/>
-      <w:r>
-        <w:rPr>
-          <w:sz w:val="28"/>
-          <w:szCs w:val="28"/>
-        </w:rPr>
-        <w:br/>
-      </w:r>
-      <w:r>
-        <w:t>The model is a classic Text Convolutional Neural Network (</w:t>
-      </w:r>
-      <w:proofErr w:type="spellStart"/>
-      <w:r>
-        <w:t>TextCNN</w:t>
-      </w:r>
-      <w:proofErr w:type="spellEnd"/>
-      <w:r>
-        <w:t> class) with the following layers:</w:t>
-      </w:r>
-    </w:p>
-    <w:p>
-      <w:pPr>
-        <w:numPr>
-          <w:ilvl w:val="0"/>
-          <w:numId w:val="19"/>
-        </w:numPr>
-        <w:spacing w:line="240" w:lineRule="auto"/>
-      </w:pPr>
-      <w:r>
-        <w:rPr>
-          <w:b/>
-          <w:bCs/>
-        </w:rPr>
-        <w:t>Embedding Layer:</w:t>
-      </w:r>
-      <w:r>
-        <w:t xml:space="preserve"> The first layer, which is initialized with the pre-trained </w:t>
-      </w:r>
-      <w:proofErr w:type="spellStart"/>
-      <w:r>
-        <w:t>GloVe</w:t>
-      </w:r>
-      <w:proofErr w:type="spellEnd"/>
-      <w:r>
-        <w:t xml:space="preserve"> matrix. This layer is set to be trainable (freeze=False), allowing the embeddings to be fine-tuned for this specific task.</w:t>
-      </w:r>
-    </w:p>
-    <w:p>
-      <w:pPr>
-        <w:numPr>
-          <w:ilvl w:val="0"/>
-          <w:numId w:val="19"/>
-        </w:numPr>
-        <w:spacing w:line="240" w:lineRule="auto"/>
-      </w:pPr>
-      <w:r>
-        <w:rPr>
-          <w:b/>
-          <w:bCs/>
-        </w:rPr>
-        <w:t>Convolutional Layers:</w:t>
-      </w:r>
-      <w:r>
-        <w:t> Three parallel 1D convolutional layers with different kernel sizes (3, 4, 5). This allows the model to detect patterns (features) across different phrase lengths (e.g., 3-word, 4-word, and 5-word phrases).</w:t>
-      </w:r>
-    </w:p>
-    <w:p>
-      <w:pPr>
-        <w:numPr>
-          <w:ilvl w:val="0"/>
-          <w:numId w:val="19"/>
-        </w:numPr>
-        <w:spacing w:line="240" w:lineRule="auto"/>
-      </w:pPr>
-      <w:r>
-        <w:rPr>
-          <w:b/>
-          <w:bCs/>
-        </w:rPr>
-        <w:t>Pooling &amp; Concatenation:</w:t>
-      </w:r>
-      <w:r>
-        <w:t xml:space="preserve"> The output from each convolution is passed through a </w:t>
-      </w:r>
-      <w:proofErr w:type="spellStart"/>
-      <w:r>
-        <w:t>ReLU</w:t>
-      </w:r>
-      <w:proofErr w:type="spellEnd"/>
-      <w:r>
-        <w:t xml:space="preserve"> activation and a max-pooling layer. The results from all three branches are then concatenated into a single, long feature vector.</w:t>
-      </w:r>
-    </w:p>
-    <w:p>
-      <w:pPr>
-        <w:numPr>
-          <w:ilvl w:val="0"/>
-          <w:numId w:val="19"/>
-        </w:numPr>
-        <w:spacing w:line="240" w:lineRule="auto"/>
-      </w:pPr>
-      <w:r>
-        <w:rPr>
-          <w:b/>
-          <w:bCs/>
-        </w:rPr>
-        <w:t>Dropout &amp; Classification:</w:t>
-      </w:r>
-      <w:r>
-        <w:t> A dropout layer is applied for regularization (to prevent overfitting), and a final fully-connected (linear) layer maps the features to the 3 output classes (negative, neutral, positive).</w:t>
-      </w:r>
-    </w:p>
-    <w:p>
-      <w:pPr>
-        <w:spacing w:line="240" w:lineRule="auto"/>
-        <w:rPr>
-          <w:sz w:val="28"/>
-          <w:szCs w:val="28"/>
-        </w:rPr>
-      </w:pPr>
-      <w:r>
-        <w:rPr>
-          <w:b/>
-          <w:bCs/>
-          <w:sz w:val="28"/>
-          <w:szCs w:val="28"/>
-        </w:rPr>
-        <w:t>6. Training &amp; Evaluation</w:t>
-      </w:r>
-    </w:p>
-    <w:p>
-      <w:pPr>
-        <w:numPr>
-          <w:ilvl w:val="0"/>
-          <w:numId w:val="20"/>
-        </w:numPr>
-        <w:spacing w:line="240" w:lineRule="auto"/>
-      </w:pPr>
-      <w:r>
-        <w:rPr>
-          <w:b/>
-          <w:bCs/>
-        </w:rPr>
-        <w:t>Setup:</w:t>
-      </w:r>
-      <w:r>
-        <w:t> </w:t>
-      </w:r>
-      <w:r>
-        <w:t xml:space="preserve">The model is trained using the Adam Optimizer and the </w:t>
-      </w:r>
-      <w:proofErr w:type="spellStart"/>
-      <w:r>
-        <w:t>CrossEntropyLoss</w:t>
-      </w:r>
-      <w:proofErr w:type="spellEnd"/>
-      <w:r>
-        <w:t xml:space="preserve"> function, </w:t>
-      </w:r>
-      <w:r>
-        <w:t>which is standard for multi-class classification.</w:t>
-      </w:r>
-    </w:p>
-    <w:p>
-      <w:pPr>
-        <w:numPr>
-          <w:ilvl w:val="0"/>
-          <w:numId w:val="20"/>
-        </w:numPr>
-        <w:spacing w:line="240" w:lineRule="auto"/>
-      </w:pPr>
-      <w:r>
-        <w:rPr>
-          <w:b/>
-          <w:bCs/>
-        </w:rPr>
-        <w:t>Process:</w:t>
-      </w:r>
-      <w:r>
-        <w:t> The model is trained for 3 epochs. For each epoch, it processes batches from the training set, calculates loss, and updates its weights. Its performance is then evaluated on the validation set without updating weights.</w:t>
-      </w:r>
-    </w:p>
-    <w:p>
-      <w:pPr>
-        <w:numPr>
-          <w:ilvl w:val="0"/>
-          <w:numId w:val="20"/>
-        </w:numPr>
-        <w:spacing w:line="240" w:lineRule="auto"/>
-      </w:pPr>
-      <w:r>
-        <w:rPr>
-          <w:b/>
-          <w:bCs/>
-        </w:rPr>
-        <w:t>Results:</w:t>
-      </w:r>
-      <w:r>
-        <w:t> After just 3 epochs, the model achieved a </w:t>
-      </w:r>
-      <w:r>
-        <w:rPr>
-          <w:b/>
-          <w:bCs/>
-        </w:rPr>
-        <w:t>validation accuracy of approximately 80.2%</w:t>
-      </w:r>
-      <w:r>
-        <w:t>, showing it learned effectively. The training loss decreased sharply while the validation loss was more stable, indicating good learning without severe overfitting at this early stage.</w:t>
-      </w:r>
-    </w:p>
-    <w:p>
-      <w:pPr>
-        <w:spacing w:line="240" w:lineRule="auto"/>
-        <w:rPr>
-          <w:b/>
-          <w:bCs/>
-        </w:rPr>
-      </w:pPr>
-    </w:p>
-    <w:p>
-      <w:pPr>
-        <w:spacing w:line="240" w:lineRule="auto"/>
-        <w:rPr>
-          <w:sz w:val="28"/>
-          <w:szCs w:val="28"/>
-        </w:rPr>
-      </w:pPr>
-      <w:r>
-        <w:rPr>
-          <w:b/>
-          <w:bCs/>
-          <w:sz w:val="28"/>
-          <w:szCs w:val="28"/>
-        </w:rPr>
         <w:lastRenderedPageBreak/>
         <w:t>7. Visualization &amp; Final Test</w:t>
       </w:r>
@@ -3855,6 +3596,9 @@
         <w:spacing w:line="240" w:lineRule="auto"/>
       </w:pPr>
       <w:r>
+        <w:rPr>
+          <w:noProof/>
+        </w:rPr>
         <w:drawing>
           <wp:inline distT="0" distB="0" distL="0" distR="0" wp14:anchorId="1917E982" wp14:editId="5EE32300">
             <wp:extent cx="5943600" cy="2768600"/>
@@ -3975,6 +3719,44 @@
           <w:b/>
           <w:bCs/>
         </w:rPr>
+        <w:t xml:space="preserve">Macro F1-score: </w:t>
+      </w:r>
+      <w:r>
+        <w:t>0.77</w:t>
+      </w:r>
+    </w:p>
+    <w:p>
+      <w:pPr>
+        <w:numPr>
+          <w:ilvl w:val="1"/>
+          <w:numId w:val="21"/>
+        </w:numPr>
+        <w:spacing w:line="240" w:lineRule="auto"/>
+      </w:pPr>
+      <w:r>
+        <w:rPr>
+          <w:b/>
+          <w:bCs/>
+        </w:rPr>
+        <w:t xml:space="preserve">Weighted F1-score: </w:t>
+      </w:r>
+      <w:r>
+        <w:t>0.80</w:t>
+      </w:r>
+    </w:p>
+    <w:p>
+      <w:pPr>
+        <w:numPr>
+          <w:ilvl w:val="1"/>
+          <w:numId w:val="21"/>
+        </w:numPr>
+        <w:spacing w:line="240" w:lineRule="auto"/>
+      </w:pPr>
+      <w:r>
+        <w:rPr>
+          <w:b/>
+          <w:bCs/>
+        </w:rPr>
         <w:t>Precision/Recall/F1-score:</w:t>
       </w:r>
     </w:p>
@@ -4028,6 +3810,51 @@
     </w:p>
     <w:p>
       <w:pPr>
+        <w:spacing w:line="240" w:lineRule="auto"/>
+      </w:pPr>
+      <w:r>
+        <w:t xml:space="preserve">                     </w:t>
+      </w:r>
+      <w:r>
+        <w:drawing>
+          <wp:inline distT="0" distB="0" distL="0" distR="0" wp14:anchorId="538C2116" wp14:editId="3FEF99D4">
+            <wp:extent cx="2990902" cy="1273215"/>
+            <wp:effectExtent l="0" t="0" r="0" b="3175"/>
+            <wp:docPr id="818594443" name="Picture 1"/>
+            <wp:cNvGraphicFramePr>
+              <a:graphicFrameLocks xmlns:a="http://schemas.openxmlformats.org/drawingml/2006/main" noChangeAspect="1"/>
+            </wp:cNvGraphicFramePr>
+            <a:graphic xmlns:a="http://schemas.openxmlformats.org/drawingml/2006/main">
+              <a:graphicData uri="http://schemas.openxmlformats.org/drawingml/2006/picture">
+                <pic:pic xmlns:pic="http://schemas.openxmlformats.org/drawingml/2006/picture">
+                  <pic:nvPicPr>
+                    <pic:cNvPr id="818594443" name=""/>
+                    <pic:cNvPicPr/>
+                  </pic:nvPicPr>
+                  <pic:blipFill>
+                    <a:blip r:embed="rId11"/>
+                    <a:stretch>
+                      <a:fillRect/>
+                    </a:stretch>
+                  </pic:blipFill>
+                  <pic:spPr>
+                    <a:xfrm>
+                      <a:off x="0" y="0"/>
+                      <a:ext cx="3144101" cy="1338431"/>
+                    </a:xfrm>
+                    <a:prstGeom prst="rect">
+                      <a:avLst/>
+                    </a:prstGeom>
+                  </pic:spPr>
+                </pic:pic>
+              </a:graphicData>
+            </a:graphic>
+          </wp:inline>
+        </w:drawing>
+      </w:r>
+    </w:p>
+    <w:p>
+      <w:pPr>
         <w:numPr>
           <w:ilvl w:val="0"/>
           <w:numId w:val="21"/>
@@ -4039,6 +3866,7 @@
           <w:b/>
           <w:bCs/>
         </w:rPr>
+        <w:lastRenderedPageBreak/>
         <w:t>Confusion Matrix:</w:t>
       </w:r>
     </w:p>
@@ -4048,6 +3876,9 @@
         <w:ind w:left="720"/>
       </w:pPr>
       <w:r>
+        <w:rPr>
+          <w:noProof/>
+        </w:rPr>
         <w:drawing>
           <wp:inline distT="0" distB="0" distL="0" distR="0" wp14:anchorId="4C7A9366" wp14:editId="7196C7A6">
             <wp:extent cx="2063512" cy="1530350"/>
@@ -4064,7 +3895,7 @@
                     <pic:cNvPicPr/>
                   </pic:nvPicPr>
                   <pic:blipFill>
-                    <a:blip r:embed="rId11"/>
+                    <a:blip r:embed="rId12"/>
                     <a:stretch>
                       <a:fillRect/>
                     </a:stretch>
@@ -7876,6 +7707,7 @@
   <w:style w:type="character" w:default="1" w:styleId="DefaultParagraphFont">
     <w:name w:val="Default Paragraph Font"/>
     <w:uiPriority w:val="1"/>
+    <w:semiHidden/>
     <w:unhideWhenUsed/>
   </w:style>
   <w:style w:type="table" w:default="1" w:styleId="TableNormal">
